--- a/docs/prd-sirvaos.docx
+++ b/docs/prd-sirvaos.docx
@@ -10205,6 +10205,168 @@
           <w:szCs w:val="18"/>
         </w:rPr>
         <w:t xml:space="preserve">Fim do documento  —  PRD SirvaOS v1.0  —  Maio 2026</w:t>
+      </w:r>
+    </w:p>
+    <w:p>
+      <w:r>
+        <w:br w:type="page"/>
+      </w:r>
+    </w:p>
+    <w:p>
+      <w:pPr>
+        <w:pStyle w:val="Heading1"/>
+      </w:pPr>
+      <w:r>
+        <w:t>Fluxo de Primeiro Acesso de Membros</w:t>
+      </w:r>
+    </w:p>
+    <w:p>
+      <w:r>
+        <w:t>O cadastro de membro e o acesso autenticado devem ser tratados como etapas separadas. O administrador da igreja cadastra a pessoa em members e pode atribuir permissoes administrativas por modulo ao member_id. O proprio membro ativa o acesso posteriormente, sem depender de envio externo de convite.</w:t>
+      </w:r>
+    </w:p>
+    <w:p>
+      <w:pPr>
+        <w:pStyle w:val="Heading2"/>
+      </w:pPr>
+      <w:r>
+        <w:t>Regras de Produto</w:t>
+      </w:r>
+    </w:p>
+    <w:p>
+      <w:pPr>
+        <w:pStyle w:val="ListParagraph"/>
+      </w:pPr>
+      <w:r>
+        <w:t>Ao abrir o sistema ou app, o usuario informa seu e-mail e marca Primeiro acesso.</w:t>
+      </w:r>
+    </w:p>
+    <w:p>
+      <w:pPr>
+        <w:pStyle w:val="ListParagraph"/>
+      </w:pPr>
+      <w:r>
+        <w:t>O backend valida se o e-mail pertence a um membro ativo de um tenant ativo.</w:t>
+      </w:r>
+    </w:p>
+    <w:p>
+      <w:pPr>
+        <w:pStyle w:val="ListParagraph"/>
+      </w:pPr>
+      <w:r>
+        <w:t>Quando houver data de nascimento cadastrada, o usuario deve confirma-la antes de criar a senha.</w:t>
+      </w:r>
+    </w:p>
+    <w:p>
+      <w:pPr>
+        <w:pStyle w:val="ListParagraph"/>
+      </w:pPr>
+      <w:r>
+        <w:t>O sistema gera um token curto, de uso unico, para liberar a criacao da senha.</w:t>
+      </w:r>
+    </w:p>
+    <w:p>
+      <w:pPr>
+        <w:pStyle w:val="ListParagraph"/>
+      </w:pPr>
+      <w:r>
+        <w:t>Apos criar a senha, o sistema cria ou ativa o profile vinculado ao member_id.</w:t>
+      </w:r>
+    </w:p>
+    <w:p>
+      <w:pPr>
+        <w:pStyle w:val="ListParagraph"/>
+      </w:pPr>
+      <w:r>
+        <w:t>O profile nasce como tenant_role member por padrao; permissoes administrativas especificas continuam vindo de tenant_module_admins.</w:t>
+      </w:r>
+    </w:p>
+    <w:p>
+      <w:pPr>
+        <w:pStyle w:val="ListParagraph"/>
+      </w:pPr>
+      <w:r>
+        <w:t>Membro comum acessa o portal/app do membro; membro com modulos administrativos acessa o admin do modulo; owner/admin acessa o admin do cliente.</w:t>
+      </w:r>
+    </w:p>
+    <w:p>
+      <w:pPr>
+        <w:pStyle w:val="ListParagraph"/>
+      </w:pPr>
+      <w:r>
+        <w:t>Se o usuario ja concluiu o primeiro acesso, essa opcao nao recria senha e orienta o login normal.</w:t>
+      </w:r>
+    </w:p>
+    <w:p>
+      <w:pPr>
+        <w:pStyle w:val="ListParagraph"/>
+      </w:pPr>
+      <w:r>
+        <w:t>Recuperacao de senha deve ser fluxo separado de Esqueci minha senha.</w:t>
+      </w:r>
+    </w:p>
+    <w:p>
+      <w:pPr>
+        <w:pStyle w:val="Heading2"/>
+      </w:pPr>
+      <w:r>
+        <w:t>Regras de Seguranca</w:t>
+      </w:r>
+    </w:p>
+    <w:p>
+      <w:pPr>
+        <w:pStyle w:val="ListParagraph"/>
+      </w:pPr>
+      <w:r>
+        <w:t>Nao criar nem exibir senha no cadastro administrativo de membros.</w:t>
+      </w:r>
+    </w:p>
+    <w:p>
+      <w:pPr>
+        <w:pStyle w:val="ListParagraph"/>
+      </w:pPr>
+      <w:r>
+        <w:t>Nao expor service role ou operacoes Admin Auth no frontend.</w:t>
+      </w:r>
+    </w:p>
+    <w:p>
+      <w:pPr>
+        <w:pStyle w:val="ListParagraph"/>
+      </w:pPr>
+      <w:r>
+        <w:t>Criar usuarios Auth somente em ambiente server-side controlado.</w:t>
+      </w:r>
+    </w:p>
+    <w:p>
+      <w:pPr>
+        <w:pStyle w:val="ListParagraph"/>
+      </w:pPr>
+      <w:r>
+        <w:t>Normalizar e-mails em lowercase.</w:t>
+      </w:r>
+    </w:p>
+    <w:p>
+      <w:pPr>
+        <w:pStyle w:val="ListParagraph"/>
+      </w:pPr>
+      <w:r>
+        <w:t>Bloquear ativacao automatica quando houver mais de um membro ativo com o mesmo e-mail.</w:t>
+      </w:r>
+    </w:p>
+    <w:p>
+      <w:pPr>
+        <w:pStyle w:val="ListParagraph"/>
+      </w:pPr>
+      <w:r>
+        <w:t>Aplicar rate limit por e-mail/IP e registrar tentativas.</w:t>
+      </w:r>
+    </w:p>
+    <w:p>
+      <w:pPr>
+        <w:pStyle w:val="ListParagraph"/>
+      </w:pPr>
+      <w:r>
+        <w:t>Registrar auditoria ao concluir primeiro acesso.</w:t>
       </w:r>
     </w:p>
     <w:sectPr>
